--- a/UI_Specification_MPLADS.docx
+++ b/UI_Specification_MPLADS.docx
@@ -27,7 +27,7 @@
           <w:sz w:val="26"/>
           <w:szCs w:val="26"/>
         </w:rPr>
-        <w:t xml:space="preserve">Revision 2 — reconciled against System Design Rev. 2</w:t>
+        <w:t xml:space="preserve">Revision 2 — reconciled against System Design Rev. 3 (Supabase)</w:t>
       </w:r>
     </w:p>
     <w:p>
@@ -42,7 +42,7 @@
           <w:sz w:val="20"/>
           <w:szCs w:val="20"/>
         </w:rPr>
-        <w:t xml:space="preserve">This revision keeps the overall product architecture from the original UI plan but tightens navigation, corrects “Vendor” terminology to “Implementing Agency”, replaces generic compliance alerts with named MPLADS rule cards, and makes risk, impact, priority, and data confidence visible as separate values throughout — consistent with System Design Rev. 2. Exact fields, button labels, and lifecycle status names should be treated as provisional until mapped against the live API.</w:t>
+        <w:t xml:space="preserve">This revision keeps the overall product architecture from the original UI plan but tightens navigation, corrects “Vendor” terminology to “Implementing Agency”, replaces generic compliance alerts with named MPLADS rule cards, and makes risk, impact, priority, and data confidence visible as separate values throughout. The backend is now Supabase: the frontend reads via supabase-js (PostgREST queries and RPC calls, RLS-scoped by the signed-in user's role) rather than a custom REST client, and route/page structure below is unaffected by that change. Exact field names, button labels, and lifecycle status values should be treated as provisional until mapped against the Backend Specification's table/RPC contracts.</w:t>
       </w:r>
     </w:p>
     <w:p>
